--- a/templates/50-workshops-template.docx
+++ b/templates/50-workshops-template.docx
@@ -21,7 +21,7 @@
         <w:pBdr>
           <w:bottom w:val="single" w:sz="6" w:color="D9D8D0"/>
         </w:pBdr>
-        <w:spacing w:before="0" w:after="200" w:line="252" w:lineRule="auto"/>
+        <w:spacing w:before="0" w:after="240" w:line="252" w:lineRule="auto"/>
       </w:pPr>
       <w:r>
         <w:rPr>
@@ -29,110 +29,7 @@
           <w:color w:val="6B6A66"/>
           <w:sz w:val="20"/>
         </w:rPr>
-        <w:t xml:space="preserve">Elicitation and collaboration</w:t>
-      </w:r>
-    </w:p>
-    <w:p>
-      <w:pPr>
-        <w:spacing w:before="0" w:after="40" w:line="252" w:lineRule="auto"/>
-      </w:pPr>
-      <w:r>
-        <w:rPr>
-          <w:rFonts w:ascii="Aptos" w:hAnsi="Aptos"/>
-          <w:b/>
-          <w:caps/>
-          <w:color w:val="6B6A66"/>
-          <w:sz w:val="16"/>
-          <w:spacing w:val="20"/>
-        </w:rPr>
-        <w:t xml:space="preserve">What it is for</w:t>
-      </w:r>
-    </w:p>
-    <w:p>
-      <w:pPr>
-        <w:spacing w:before="0" w:after="160" w:line="252" w:lineRule="auto"/>
-      </w:pPr>
-      <w:r>
-        <w:rPr>
-          <w:rFonts w:ascii="Aptos" w:hAnsi="Aptos"/>
-          <w:color w:val="0B0B0B"/>
-          <w:sz w:val="20"/>
-        </w:rPr>
-        <w:t xml:space="preserve">Brings the right stakeholders together in a facilitated, purposeful session that ends in a defined work product.</w:t>
-      </w:r>
-    </w:p>
-    <w:p>
-      <w:pPr>
-        <w:spacing w:before="0" w:after="40" w:line="252" w:lineRule="auto"/>
-      </w:pPr>
-      <w:r>
-        <w:rPr>
-          <w:rFonts w:ascii="Aptos" w:hAnsi="Aptos"/>
-          <w:b/>
-          <w:caps/>
-          <w:color w:val="6B6A66"/>
-          <w:sz w:val="16"/>
-          <w:spacing w:val="20"/>
-        </w:rPr>
-        <w:t xml:space="preserve">Reach for it when</w:t>
-      </w:r>
-    </w:p>
-    <w:p>
-      <w:pPr>
-        <w:spacing w:before="0" w:after="160" w:line="252" w:lineRule="auto"/>
-      </w:pPr>
-      <w:r>
-        <w:rPr>
-          <w:rFonts w:ascii="Aptos" w:hAnsi="Aptos"/>
-          <w:color w:val="0B0B0B"/>
-          <w:sz w:val="20"/>
-        </w:rPr>
-        <w:t xml:space="preserve">Reach for it when a decision or a shared model needs several parties in the room at once, and serial consultation would take too long or never converge.</w:t>
-      </w:r>
-    </w:p>
-    <w:p>
-      <w:pPr>
-        <w:spacing w:before="0" w:after="40" w:line="252" w:lineRule="auto"/>
-      </w:pPr>
-      <w:r>
-        <w:rPr>
-          <w:rFonts w:ascii="Aptos" w:hAnsi="Aptos"/>
-          <w:b/>
-          <w:caps/>
-          <w:color w:val="6B6A66"/>
-          <w:sz w:val="16"/>
-          <w:spacing w:val="20"/>
-        </w:rPr>
-        <w:t xml:space="preserve">Most often confused with</w:t>
-      </w:r>
-    </w:p>
-    <w:p>
-      <w:pPr>
-        <w:shd w:val="clear" w:fill="F7F7F5"/>
-        <w:spacing w:before="0" w:after="200" w:line="252" w:lineRule="auto"/>
-      </w:pPr>
-      <w:r>
-        <w:rPr>
-          <w:rFonts w:ascii="Aptos" w:hAnsi="Aptos"/>
-          <w:color w:val="0B0B0B"/>
-          <w:sz w:val="20"/>
-        </w:rPr>
-        <w:t xml:space="preserve">A workshop produces an agreed output; a focus group gathers views; a meeting has no such contract. The presence of a facilitator, a defined output and a scribe is what makes it a workshop.</w:t>
-      </w:r>
-    </w:p>
-    <w:p>
-      <w:pPr>
-        <w:spacing w:before="160" w:after="40" w:line="252" w:lineRule="auto"/>
-      </w:pPr>
-      <w:r>
-        <w:rPr>
-          <w:rFonts w:ascii="Aptos" w:hAnsi="Aptos"/>
-          <w:b/>
-          <w:color w:val="184F95"/>
-          <w:sz w:val="18"/>
-          <w:spacing w:val="20"/>
-        </w:rPr>
-        <w:t xml:space="preserve">BLANK TEMPLATE — FILL THIS ONE IN</w:t>
+        <w:t xml:space="preserve">Blank template</w:t>
       </w:r>
     </w:p>
     <w:p>
@@ -144,7 +41,7 @@
           <w:rFonts w:ascii="Aptos" w:hAnsi="Aptos"/>
           <w:b/>
           <w:color w:val="0B0B0B"/>
-          <w:sz w:val="24"/>
+          <w:sz w:val="25"/>
         </w:rPr>
         <w:t xml:space="preserve">Workshops — blank template</w:t>
       </w:r>
@@ -779,7 +676,7 @@
     </w:p>
     <w:p>
       <w:pPr>
-        <w:spacing w:before="0" w:after="160" w:line="252" w:lineRule="auto"/>
+        <w:spacing w:before="40" w:after="80" w:line="252" w:lineRule="auto"/>
       </w:pPr>
       <w:r>
         <w:rPr>
@@ -789,19 +686,6 @@
           <w:sz w:val="18"/>
         </w:rPr>
         <w:t xml:space="preserve">Record what can go wrong at each step underneath, not only the path where everything works.</w:t>
-      </w:r>
-    </w:p>
-    <w:p>
-      <w:pPr>
-        <w:spacing w:before="120" w:after="80" w:line="252" w:lineRule="auto"/>
-      </w:pPr>
-      <w:r>
-        <w:rPr>
-          <w:rFonts w:ascii="Aptos" w:hAnsi="Aptos"/>
-          <w:color w:val="6B6A66"/>
-          <w:sz w:val="18"/>
-        </w:rPr>
-        <w:t xml:space="preserve">Tasks that use it: 4.2 Conduct Elicitation  ·  4.3 Confirm Elicitation Results  ·  7.3 Validate Requirements</w:t>
       </w:r>
     </w:p>
     <w:p>
